--- a/Multithreading in Java with Examples.docx
+++ b/Multithreading in Java with Examples.docx
@@ -4586,6 +4586,1412 @@
       </w:r>
     </w:p>
     <w:p/>
+    <w:p/>
+    <w:p/>
+    <w:p>
+      <w:r>
+        <w:t xml:space="preserve">import </w:t>
+      </w:r>
+      <w:proofErr w:type="spellStart"/>
+      <w:r>
+        <w:t>java.util</w:t>
+      </w:r>
+      <w:proofErr w:type="spellEnd"/>
+      <w:r>
+        <w:t>.*;</w:t>
+      </w:r>
+    </w:p>
+    <w:p/>
+    <w:p>
+      <w:r>
+        <w:t>// ----------- Custom Exception -----------</w:t>
+      </w:r>
+    </w:p>
+    <w:p>
+      <w:r>
+        <w:t xml:space="preserve">class </w:t>
+      </w:r>
+      <w:proofErr w:type="spellStart"/>
+      <w:r>
+        <w:t>OutOfStockException</w:t>
+      </w:r>
+      <w:proofErr w:type="spellEnd"/>
+      <w:r>
+        <w:t xml:space="preserve"> extends Exception {</w:t>
+      </w:r>
+    </w:p>
+    <w:p>
+      <w:r>
+        <w:t xml:space="preserve">    public </w:t>
+      </w:r>
+      <w:proofErr w:type="spellStart"/>
+      <w:r>
+        <w:t>OutOfStockException</w:t>
+      </w:r>
+      <w:proofErr w:type="spellEnd"/>
+      <w:r>
+        <w:t>(String message) {</w:t>
+      </w:r>
+    </w:p>
+    <w:p>
+      <w:r>
+        <w:t xml:space="preserve">        super(message);</w:t>
+      </w:r>
+    </w:p>
+    <w:p>
+      <w:r>
+        <w:t xml:space="preserve">    }</w:t>
+      </w:r>
+    </w:p>
+    <w:p>
+      <w:r>
+        <w:t>}</w:t>
+      </w:r>
+    </w:p>
+    <w:p/>
+    <w:p>
+      <w:r>
+        <w:t>// ----------- Food Item -----------</w:t>
+      </w:r>
+    </w:p>
+    <w:p>
+      <w:r>
+        <w:t xml:space="preserve">class </w:t>
+      </w:r>
+      <w:proofErr w:type="spellStart"/>
+      <w:r>
+        <w:t>FoodItem</w:t>
+      </w:r>
+      <w:proofErr w:type="spellEnd"/>
+      <w:r>
+        <w:t xml:space="preserve"> {</w:t>
+      </w:r>
+    </w:p>
+    <w:p>
+      <w:r>
+        <w:t xml:space="preserve">    private String name;</w:t>
+      </w:r>
+    </w:p>
+    <w:p>
+      <w:r>
+        <w:t xml:space="preserve">    private double price;</w:t>
+      </w:r>
+    </w:p>
+    <w:p>
+      <w:r>
+        <w:t xml:space="preserve">    private int stock;</w:t>
+      </w:r>
+    </w:p>
+    <w:p/>
+    <w:p>
+      <w:r>
+        <w:t xml:space="preserve">    public </w:t>
+      </w:r>
+      <w:proofErr w:type="spellStart"/>
+      <w:r>
+        <w:t>FoodItem</w:t>
+      </w:r>
+      <w:proofErr w:type="spellEnd"/>
+      <w:r>
+        <w:t>(String name, double price, int stock) {</w:t>
+      </w:r>
+    </w:p>
+    <w:p>
+      <w:r>
+        <w:t xml:space="preserve">        this.name = name;</w:t>
+      </w:r>
+    </w:p>
+    <w:p>
+      <w:r>
+        <w:t xml:space="preserve">        </w:t>
+      </w:r>
+      <w:proofErr w:type="spellStart"/>
+      <w:r>
+        <w:t>this.price</w:t>
+      </w:r>
+      <w:proofErr w:type="spellEnd"/>
+      <w:r>
+        <w:t xml:space="preserve"> = price;</w:t>
+      </w:r>
+    </w:p>
+    <w:p>
+      <w:r>
+        <w:t xml:space="preserve">        </w:t>
+      </w:r>
+      <w:proofErr w:type="spellStart"/>
+      <w:r>
+        <w:t>this.stock</w:t>
+      </w:r>
+      <w:proofErr w:type="spellEnd"/>
+      <w:r>
+        <w:t xml:space="preserve"> = stock;</w:t>
+      </w:r>
+    </w:p>
+    <w:p>
+      <w:r>
+        <w:t xml:space="preserve">    }</w:t>
+      </w:r>
+    </w:p>
+    <w:p/>
+    <w:p>
+      <w:r>
+        <w:t xml:space="preserve">    public String </w:t>
+      </w:r>
+      <w:proofErr w:type="spellStart"/>
+      <w:r>
+        <w:t>getName</w:t>
+      </w:r>
+      <w:proofErr w:type="spellEnd"/>
+      <w:r>
+        <w:t>() {</w:t>
+      </w:r>
+    </w:p>
+    <w:p>
+      <w:r>
+        <w:t xml:space="preserve">        return name;</w:t>
+      </w:r>
+    </w:p>
+    <w:p>
+      <w:r>
+        <w:t xml:space="preserve">    }</w:t>
+      </w:r>
+    </w:p>
+    <w:p/>
+    <w:p>
+      <w:r>
+        <w:lastRenderedPageBreak/>
+        <w:t xml:space="preserve">    // synchronized -&gt; thread safe</w:t>
+      </w:r>
+    </w:p>
+    <w:p>
+      <w:r>
+        <w:t xml:space="preserve">    public synchronized void </w:t>
+      </w:r>
+      <w:proofErr w:type="spellStart"/>
+      <w:r>
+        <w:t>reduceStock</w:t>
+      </w:r>
+      <w:proofErr w:type="spellEnd"/>
+      <w:r>
+        <w:t xml:space="preserve">() throws </w:t>
+      </w:r>
+      <w:proofErr w:type="spellStart"/>
+      <w:r>
+        <w:t>OutOfStockException</w:t>
+      </w:r>
+      <w:proofErr w:type="spellEnd"/>
+      <w:r>
+        <w:t xml:space="preserve"> {</w:t>
+      </w:r>
+    </w:p>
+    <w:p>
+      <w:r>
+        <w:t xml:space="preserve">        if (stock &lt;= 0) {</w:t>
+      </w:r>
+    </w:p>
+    <w:p>
+      <w:r>
+        <w:t xml:space="preserve">            throw new </w:t>
+      </w:r>
+      <w:proofErr w:type="spellStart"/>
+      <w:r>
+        <w:t>OutOfStockException</w:t>
+      </w:r>
+      <w:proofErr w:type="spellEnd"/>
+      <w:r>
+        <w:t>(name + " is out of stock!");</w:t>
+      </w:r>
+    </w:p>
+    <w:p>
+      <w:r>
+        <w:t xml:space="preserve">        }</w:t>
+      </w:r>
+    </w:p>
+    <w:p/>
+    <w:p>
+      <w:r>
+        <w:t xml:space="preserve">        try {</w:t>
+      </w:r>
+    </w:p>
+    <w:p>
+      <w:r>
+        <w:t xml:space="preserve">            </w:t>
+      </w:r>
+      <w:proofErr w:type="spellStart"/>
+      <w:r>
+        <w:t>Thread.sleep</w:t>
+      </w:r>
+      <w:proofErr w:type="spellEnd"/>
+      <w:r>
+        <w:t>(1000); // simulate delay</w:t>
+      </w:r>
+    </w:p>
+    <w:p>
+      <w:r>
+        <w:t xml:space="preserve">        } catch (</w:t>
+      </w:r>
+      <w:proofErr w:type="spellStart"/>
+      <w:r>
+        <w:t>InterruptedException</w:t>
+      </w:r>
+      <w:proofErr w:type="spellEnd"/>
+      <w:r>
+        <w:t xml:space="preserve"> e) {</w:t>
+      </w:r>
+    </w:p>
+    <w:p>
+      <w:r>
+        <w:t xml:space="preserve">            </w:t>
+      </w:r>
+      <w:proofErr w:type="spellStart"/>
+      <w:r>
+        <w:t>e.printStackTrace</w:t>
+      </w:r>
+      <w:proofErr w:type="spellEnd"/>
+      <w:r>
+        <w:t>();</w:t>
+      </w:r>
+    </w:p>
+    <w:p>
+      <w:r>
+        <w:t xml:space="preserve">        }</w:t>
+      </w:r>
+    </w:p>
+    <w:p/>
+    <w:p>
+      <w:r>
+        <w:t xml:space="preserve">        stock--;</w:t>
+      </w:r>
+    </w:p>
+    <w:p>
+      <w:r>
+        <w:t xml:space="preserve">        </w:t>
+      </w:r>
+      <w:proofErr w:type="spellStart"/>
+      <w:r>
+        <w:t>System.out.println</w:t>
+      </w:r>
+      <w:proofErr w:type="spellEnd"/>
+      <w:r>
+        <w:t>("Stock updated for " + name + ". Remaining: " + stock);</w:t>
+      </w:r>
+    </w:p>
+    <w:p>
+      <w:r>
+        <w:t xml:space="preserve">    }</w:t>
+      </w:r>
+    </w:p>
+    <w:p/>
+    <w:p>
+      <w:r>
+        <w:t xml:space="preserve">    public double </w:t>
+      </w:r>
+      <w:proofErr w:type="spellStart"/>
+      <w:r>
+        <w:t>getPrice</w:t>
+      </w:r>
+      <w:proofErr w:type="spellEnd"/>
+      <w:r>
+        <w:t>() {</w:t>
+      </w:r>
+    </w:p>
+    <w:p>
+      <w:r>
+        <w:t xml:space="preserve">        return price;</w:t>
+      </w:r>
+    </w:p>
+    <w:p>
+      <w:r>
+        <w:t xml:space="preserve">    }</w:t>
+      </w:r>
+    </w:p>
+    <w:p>
+      <w:r>
+        <w:t>}</w:t>
+      </w:r>
+    </w:p>
+    <w:p/>
+    <w:p>
+      <w:r>
+        <w:t>// ----------- Abstraction (Abstract Class) -----------</w:t>
+      </w:r>
+    </w:p>
+    <w:p>
+      <w:r>
+        <w:t>abstract class Restaurant {</w:t>
+      </w:r>
+    </w:p>
+    <w:p>
+      <w:r>
+        <w:t xml:space="preserve">    protected String name;</w:t>
+      </w:r>
+    </w:p>
+    <w:p/>
+    <w:p>
+      <w:r>
+        <w:t xml:space="preserve">    public Restaurant(String name) {</w:t>
+      </w:r>
+    </w:p>
+    <w:p>
+      <w:r>
+        <w:lastRenderedPageBreak/>
+        <w:t xml:space="preserve">        this.name = name;</w:t>
+      </w:r>
+    </w:p>
+    <w:p>
+      <w:r>
+        <w:t xml:space="preserve">    }</w:t>
+      </w:r>
+    </w:p>
+    <w:p/>
+    <w:p>
+      <w:r>
+        <w:t xml:space="preserve">    public abstract void </w:t>
+      </w:r>
+      <w:proofErr w:type="spellStart"/>
+      <w:r>
+        <w:t>processOrder</w:t>
+      </w:r>
+      <w:proofErr w:type="spellEnd"/>
+      <w:r>
+        <w:t>(</w:t>
+      </w:r>
+      <w:proofErr w:type="spellStart"/>
+      <w:r>
+        <w:t>FoodItem</w:t>
+      </w:r>
+      <w:proofErr w:type="spellEnd"/>
+      <w:r>
+        <w:t xml:space="preserve"> item) throws </w:t>
+      </w:r>
+      <w:proofErr w:type="spellStart"/>
+      <w:r>
+        <w:t>OutOfStockException</w:t>
+      </w:r>
+      <w:proofErr w:type="spellEnd"/>
+      <w:r>
+        <w:t>;</w:t>
+      </w:r>
+    </w:p>
+    <w:p>
+      <w:r>
+        <w:t>}</w:t>
+      </w:r>
+    </w:p>
+    <w:p/>
+    <w:p>
+      <w:r>
+        <w:t>// ----------- Veg Restaurant -----------</w:t>
+      </w:r>
+    </w:p>
+    <w:p>
+      <w:r>
+        <w:t xml:space="preserve">class </w:t>
+      </w:r>
+      <w:proofErr w:type="spellStart"/>
+      <w:r>
+        <w:t>VegRestaurant</w:t>
+      </w:r>
+      <w:proofErr w:type="spellEnd"/>
+      <w:r>
+        <w:t xml:space="preserve"> extends Restaurant {</w:t>
+      </w:r>
+    </w:p>
+    <w:p/>
+    <w:p>
+      <w:r>
+        <w:t xml:space="preserve">    public </w:t>
+      </w:r>
+      <w:proofErr w:type="spellStart"/>
+      <w:r>
+        <w:t>VegRestaurant</w:t>
+      </w:r>
+      <w:proofErr w:type="spellEnd"/>
+      <w:r>
+        <w:t>(String name) {</w:t>
+      </w:r>
+    </w:p>
+    <w:p>
+      <w:r>
+        <w:t xml:space="preserve">        super(name);</w:t>
+      </w:r>
+    </w:p>
+    <w:p>
+      <w:r>
+        <w:t xml:space="preserve">    }</w:t>
+      </w:r>
+    </w:p>
+    <w:p/>
+    <w:p>
+      <w:r>
+        <w:t xml:space="preserve">    @Override</w:t>
+      </w:r>
+    </w:p>
+    <w:p>
+      <w:r>
+        <w:t xml:space="preserve">    public void </w:t>
+      </w:r>
+      <w:proofErr w:type="spellStart"/>
+      <w:r>
+        <w:t>processOrder</w:t>
+      </w:r>
+      <w:proofErr w:type="spellEnd"/>
+      <w:r>
+        <w:t>(</w:t>
+      </w:r>
+      <w:proofErr w:type="spellStart"/>
+      <w:r>
+        <w:t>FoodItem</w:t>
+      </w:r>
+      <w:proofErr w:type="spellEnd"/>
+      <w:r>
+        <w:t xml:space="preserve"> item) throws </w:t>
+      </w:r>
+      <w:proofErr w:type="spellStart"/>
+      <w:r>
+        <w:t>OutOfStockException</w:t>
+      </w:r>
+      <w:proofErr w:type="spellEnd"/>
+      <w:r>
+        <w:t xml:space="preserve"> {</w:t>
+      </w:r>
+    </w:p>
+    <w:p>
+      <w:r>
+        <w:t xml:space="preserve">        </w:t>
+      </w:r>
+      <w:proofErr w:type="spellStart"/>
+      <w:r>
+        <w:t>item.reduceStock</w:t>
+      </w:r>
+      <w:proofErr w:type="spellEnd"/>
+      <w:r>
+        <w:t>();</w:t>
+      </w:r>
+    </w:p>
+    <w:p>
+      <w:r>
+        <w:t xml:space="preserve">        </w:t>
+      </w:r>
+      <w:proofErr w:type="spellStart"/>
+      <w:r>
+        <w:t>System.out.println</w:t>
+      </w:r>
+      <w:proofErr w:type="spellEnd"/>
+      <w:r>
+        <w:t xml:space="preserve">( name + " prepared " + </w:t>
+      </w:r>
+      <w:proofErr w:type="spellStart"/>
+      <w:r>
+        <w:t>item.getName</w:t>
+      </w:r>
+      <w:proofErr w:type="spellEnd"/>
+      <w:r>
+        <w:t>());</w:t>
+      </w:r>
+    </w:p>
+    <w:p>
+      <w:r>
+        <w:t xml:space="preserve">    }</w:t>
+      </w:r>
+    </w:p>
+    <w:p>
+      <w:r>
+        <w:t>}</w:t>
+      </w:r>
+    </w:p>
+    <w:p/>
+    <w:p>
+      <w:r>
+        <w:t>// ----------- Fast Food Restaurant -----------</w:t>
+      </w:r>
+    </w:p>
+    <w:p>
+      <w:r>
+        <w:t xml:space="preserve">class </w:t>
+      </w:r>
+      <w:proofErr w:type="spellStart"/>
+      <w:r>
+        <w:t>FastFoodRestaurant</w:t>
+      </w:r>
+      <w:proofErr w:type="spellEnd"/>
+      <w:r>
+        <w:t xml:space="preserve"> extends Restaurant {</w:t>
+      </w:r>
+    </w:p>
+    <w:p/>
+    <w:p>
+      <w:r>
+        <w:t xml:space="preserve">    public </w:t>
+      </w:r>
+      <w:proofErr w:type="spellStart"/>
+      <w:r>
+        <w:t>FastFoodRestaurant</w:t>
+      </w:r>
+      <w:proofErr w:type="spellEnd"/>
+      <w:r>
+        <w:t>(String name) {</w:t>
+      </w:r>
+    </w:p>
+    <w:p>
+      <w:r>
+        <w:t xml:space="preserve">        super(name);</w:t>
+      </w:r>
+    </w:p>
+    <w:p>
+      <w:r>
+        <w:t xml:space="preserve">    }</w:t>
+      </w:r>
+    </w:p>
+    <w:p/>
+    <w:p>
+      <w:r>
+        <w:t xml:space="preserve">    @Override</w:t>
+      </w:r>
+    </w:p>
+    <w:p>
+      <w:r>
+        <w:t xml:space="preserve">    public void </w:t>
+      </w:r>
+      <w:proofErr w:type="spellStart"/>
+      <w:r>
+        <w:t>processOrder</w:t>
+      </w:r>
+      <w:proofErr w:type="spellEnd"/>
+      <w:r>
+        <w:t>(</w:t>
+      </w:r>
+      <w:proofErr w:type="spellStart"/>
+      <w:r>
+        <w:t>FoodItem</w:t>
+      </w:r>
+      <w:proofErr w:type="spellEnd"/>
+      <w:r>
+        <w:t xml:space="preserve"> item) throws </w:t>
+      </w:r>
+      <w:proofErr w:type="spellStart"/>
+      <w:r>
+        <w:t>OutOfStockException</w:t>
+      </w:r>
+      <w:proofErr w:type="spellEnd"/>
+      <w:r>
+        <w:t xml:space="preserve"> {</w:t>
+      </w:r>
+    </w:p>
+    <w:p>
+      <w:r>
+        <w:t xml:space="preserve">        </w:t>
+      </w:r>
+      <w:proofErr w:type="spellStart"/>
+      <w:r>
+        <w:t>item.reduceStock</w:t>
+      </w:r>
+      <w:proofErr w:type="spellEnd"/>
+      <w:r>
+        <w:t>();</w:t>
+      </w:r>
+    </w:p>
+    <w:p>
+      <w:r>
+        <w:t xml:space="preserve">        </w:t>
+      </w:r>
+      <w:proofErr w:type="spellStart"/>
+      <w:r>
+        <w:t>System.out.println</w:t>
+      </w:r>
+      <w:proofErr w:type="spellEnd"/>
+      <w:r>
+        <w:t xml:space="preserve">( name + " prepared " + </w:t>
+      </w:r>
+      <w:proofErr w:type="spellStart"/>
+      <w:r>
+        <w:t>item.getName</w:t>
+      </w:r>
+      <w:proofErr w:type="spellEnd"/>
+      <w:r>
+        <w:t>() + " quickly");</w:t>
+      </w:r>
+    </w:p>
+    <w:p>
+      <w:r>
+        <w:t xml:space="preserve">    }</w:t>
+      </w:r>
+    </w:p>
+    <w:p>
+      <w:r>
+        <w:t>}</w:t>
+      </w:r>
+    </w:p>
+    <w:p/>
+    <w:p>
+      <w:r>
+        <w:t>// ----------- Order Thread (Multithreading) -----------</w:t>
+      </w:r>
+    </w:p>
+    <w:p>
+      <w:r>
+        <w:t>class Order extends Thread {</w:t>
+      </w:r>
+    </w:p>
+    <w:p/>
+    <w:p>
+      <w:r>
+        <w:t xml:space="preserve">    private Restaurant </w:t>
+      </w:r>
+      <w:proofErr w:type="spellStart"/>
+      <w:r>
+        <w:t>restaurant</w:t>
+      </w:r>
+      <w:proofErr w:type="spellEnd"/>
+      <w:r>
+        <w:t>;</w:t>
+      </w:r>
+    </w:p>
+    <w:p>
+      <w:r>
+        <w:t xml:space="preserve">    private </w:t>
+      </w:r>
+      <w:proofErr w:type="spellStart"/>
+      <w:r>
+        <w:t>FoodItem</w:t>
+      </w:r>
+      <w:proofErr w:type="spellEnd"/>
+      <w:r>
+        <w:t xml:space="preserve"> item;</w:t>
+      </w:r>
+    </w:p>
+    <w:p>
+      <w:r>
+        <w:t xml:space="preserve">    private String </w:t>
+      </w:r>
+      <w:proofErr w:type="spellStart"/>
+      <w:r>
+        <w:t>customerName</w:t>
+      </w:r>
+      <w:proofErr w:type="spellEnd"/>
+      <w:r>
+        <w:t>;</w:t>
+      </w:r>
+    </w:p>
+    <w:p/>
+    <w:p>
+      <w:r>
+        <w:t xml:space="preserve">    public Order(Restaurant </w:t>
+      </w:r>
+      <w:proofErr w:type="spellStart"/>
+      <w:r>
+        <w:t>restaurant</w:t>
+      </w:r>
+      <w:proofErr w:type="spellEnd"/>
+      <w:r>
+        <w:t xml:space="preserve">, </w:t>
+      </w:r>
+      <w:proofErr w:type="spellStart"/>
+      <w:r>
+        <w:t>FoodItem</w:t>
+      </w:r>
+      <w:proofErr w:type="spellEnd"/>
+      <w:r>
+        <w:t xml:space="preserve"> item, String </w:t>
+      </w:r>
+      <w:proofErr w:type="spellStart"/>
+      <w:r>
+        <w:t>customerName</w:t>
+      </w:r>
+      <w:proofErr w:type="spellEnd"/>
+      <w:r>
+        <w:t>) {</w:t>
+      </w:r>
+    </w:p>
+    <w:p>
+      <w:r>
+        <w:t xml:space="preserve">        </w:t>
+      </w:r>
+      <w:proofErr w:type="spellStart"/>
+      <w:r>
+        <w:t>this.restaurant</w:t>
+      </w:r>
+      <w:proofErr w:type="spellEnd"/>
+      <w:r>
+        <w:t xml:space="preserve"> = restaurant;</w:t>
+      </w:r>
+    </w:p>
+    <w:p>
+      <w:r>
+        <w:t xml:space="preserve">        </w:t>
+      </w:r>
+      <w:proofErr w:type="spellStart"/>
+      <w:r>
+        <w:t>this.item</w:t>
+      </w:r>
+      <w:proofErr w:type="spellEnd"/>
+      <w:r>
+        <w:t xml:space="preserve"> = item;</w:t>
+      </w:r>
+    </w:p>
+    <w:p>
+      <w:r>
+        <w:t xml:space="preserve">        </w:t>
+      </w:r>
+      <w:proofErr w:type="spellStart"/>
+      <w:r>
+        <w:t>this.customerName</w:t>
+      </w:r>
+      <w:proofErr w:type="spellEnd"/>
+      <w:r>
+        <w:t xml:space="preserve"> = </w:t>
+      </w:r>
+      <w:proofErr w:type="spellStart"/>
+      <w:r>
+        <w:t>customerName</w:t>
+      </w:r>
+      <w:proofErr w:type="spellEnd"/>
+      <w:r>
+        <w:t>;</w:t>
+      </w:r>
+    </w:p>
+    <w:p>
+      <w:r>
+        <w:t xml:space="preserve">    }</w:t>
+      </w:r>
+    </w:p>
+    <w:p/>
+    <w:p>
+      <w:r>
+        <w:t xml:space="preserve">    @Override</w:t>
+      </w:r>
+    </w:p>
+    <w:p>
+      <w:r>
+        <w:t xml:space="preserve">    public void run() {</w:t>
+      </w:r>
+    </w:p>
+    <w:p>
+      <w:r>
+        <w:t xml:space="preserve">        try {</w:t>
+      </w:r>
+    </w:p>
+    <w:p>
+      <w:r>
+        <w:t xml:space="preserve">            </w:t>
+      </w:r>
+      <w:proofErr w:type="spellStart"/>
+      <w:r>
+        <w:t>System.out.println</w:t>
+      </w:r>
+      <w:proofErr w:type="spellEnd"/>
+      <w:r>
+        <w:t>(</w:t>
+      </w:r>
+      <w:proofErr w:type="spellStart"/>
+      <w:r>
+        <w:t>customerName</w:t>
+      </w:r>
+      <w:proofErr w:type="spellEnd"/>
+      <w:r>
+        <w:t xml:space="preserve"> + " placing order for " + </w:t>
+      </w:r>
+      <w:proofErr w:type="spellStart"/>
+      <w:r>
+        <w:t>item.getName</w:t>
+      </w:r>
+      <w:proofErr w:type="spellEnd"/>
+      <w:r>
+        <w:t>());</w:t>
+      </w:r>
+    </w:p>
+    <w:p>
+      <w:r>
+        <w:t xml:space="preserve">            </w:t>
+      </w:r>
+      <w:proofErr w:type="spellStart"/>
+      <w:r>
+        <w:t>restaurant.processOrder</w:t>
+      </w:r>
+      <w:proofErr w:type="spellEnd"/>
+      <w:r>
+        <w:t>(item);</w:t>
+      </w:r>
+    </w:p>
+    <w:p>
+      <w:r>
+        <w:lastRenderedPageBreak/>
+        <w:t xml:space="preserve">            </w:t>
+      </w:r>
+      <w:proofErr w:type="spellStart"/>
+      <w:r>
+        <w:t>System.out.println</w:t>
+      </w:r>
+      <w:proofErr w:type="spellEnd"/>
+      <w:r>
+        <w:t>(</w:t>
+      </w:r>
+      <w:proofErr w:type="spellStart"/>
+      <w:r>
+        <w:t>customerName</w:t>
+      </w:r>
+      <w:proofErr w:type="spellEnd"/>
+      <w:r>
+        <w:t xml:space="preserve"> + " order completed\n");</w:t>
+      </w:r>
+    </w:p>
+    <w:p>
+      <w:r>
+        <w:t xml:space="preserve">        } catch (</w:t>
+      </w:r>
+      <w:proofErr w:type="spellStart"/>
+      <w:r>
+        <w:t>OutOfStockException</w:t>
+      </w:r>
+      <w:proofErr w:type="spellEnd"/>
+      <w:r>
+        <w:t xml:space="preserve"> e) {</w:t>
+      </w:r>
+    </w:p>
+    <w:p>
+      <w:r>
+        <w:t xml:space="preserve">            </w:t>
+      </w:r>
+      <w:proofErr w:type="spellStart"/>
+      <w:r>
+        <w:t>System.out.println</w:t>
+      </w:r>
+      <w:proofErr w:type="spellEnd"/>
+      <w:r>
+        <w:t>(</w:t>
+      </w:r>
+      <w:proofErr w:type="spellStart"/>
+      <w:r>
+        <w:t>customerName</w:t>
+      </w:r>
+      <w:proofErr w:type="spellEnd"/>
+      <w:r>
+        <w:t xml:space="preserve"> + " ERROR: " + </w:t>
+      </w:r>
+      <w:proofErr w:type="spellStart"/>
+      <w:r>
+        <w:t>e.getMessage</w:t>
+      </w:r>
+      <w:proofErr w:type="spellEnd"/>
+      <w:r>
+        <w:t>() + "\n");</w:t>
+      </w:r>
+    </w:p>
+    <w:p>
+      <w:r>
+        <w:t xml:space="preserve">        }</w:t>
+      </w:r>
+    </w:p>
+    <w:p>
+      <w:r>
+        <w:t xml:space="preserve">    }</w:t>
+      </w:r>
+    </w:p>
+    <w:p>
+      <w:r>
+        <w:t>}</w:t>
+      </w:r>
+    </w:p>
+    <w:p/>
+    <w:p>
+      <w:r>
+        <w:t>// ----------- Main Class -----------</w:t>
+      </w:r>
+    </w:p>
+    <w:p>
+      <w:r>
+        <w:t xml:space="preserve">public class </w:t>
+      </w:r>
+      <w:proofErr w:type="spellStart"/>
+      <w:r>
+        <w:t>FoodDeliveryMultithreadingApp</w:t>
+      </w:r>
+      <w:proofErr w:type="spellEnd"/>
+      <w:r>
+        <w:t xml:space="preserve"> {</w:t>
+      </w:r>
+    </w:p>
+    <w:p/>
+    <w:p>
+      <w:r>
+        <w:t xml:space="preserve">    public static void main(String[] </w:t>
+      </w:r>
+      <w:proofErr w:type="spellStart"/>
+      <w:r>
+        <w:t>args</w:t>
+      </w:r>
+      <w:proofErr w:type="spellEnd"/>
+      <w:r>
+        <w:t>) {</w:t>
+      </w:r>
+    </w:p>
+    <w:p/>
+    <w:p>
+      <w:r>
+        <w:t xml:space="preserve">        Restaurant </w:t>
+      </w:r>
+      <w:proofErr w:type="spellStart"/>
+      <w:r>
+        <w:t>restaurant</w:t>
+      </w:r>
+      <w:proofErr w:type="spellEnd"/>
+      <w:r>
+        <w:t xml:space="preserve"> = new </w:t>
+      </w:r>
+      <w:proofErr w:type="spellStart"/>
+      <w:r>
+        <w:t>FastFoodRestaurant</w:t>
+      </w:r>
+      <w:proofErr w:type="spellEnd"/>
+      <w:r>
+        <w:t>("Burger Hub");</w:t>
+      </w:r>
+    </w:p>
+    <w:p/>
+    <w:p>
+      <w:r>
+        <w:t xml:space="preserve">        </w:t>
+      </w:r>
+      <w:proofErr w:type="spellStart"/>
+      <w:r>
+        <w:t>FoodItem</w:t>
+      </w:r>
+      <w:proofErr w:type="spellEnd"/>
+      <w:r>
+        <w:t xml:space="preserve"> burger = new </w:t>
+      </w:r>
+      <w:proofErr w:type="spellStart"/>
+      <w:r>
+        <w:t>FoodItem</w:t>
+      </w:r>
+      <w:proofErr w:type="spellEnd"/>
+      <w:r>
+        <w:t>("Burger", 120, 2); // Only 2 burgers</w:t>
+      </w:r>
+    </w:p>
+    <w:p/>
+    <w:p>
+      <w:r>
+        <w:t xml:space="preserve">        // Multiple customers ordering at same time</w:t>
+      </w:r>
+    </w:p>
+    <w:p>
+      <w:r>
+        <w:t xml:space="preserve">        Thread c1 = new Order(restaurant, burger, "Customer-1");</w:t>
+      </w:r>
+    </w:p>
+    <w:p>
+      <w:r>
+        <w:t xml:space="preserve">        Thread c2 = new Order(restaurant, burger, "Customer-2");</w:t>
+      </w:r>
+    </w:p>
+    <w:p>
+      <w:r>
+        <w:t xml:space="preserve">        Thread c3 = new Order(restaurant, burger, "Customer-3");</w:t>
+      </w:r>
+    </w:p>
+    <w:p/>
+    <w:p>
+      <w:r>
+        <w:t xml:space="preserve">        c1.start();</w:t>
+      </w:r>
+    </w:p>
+    <w:p>
+      <w:r>
+        <w:t xml:space="preserve">        c2.start();</w:t>
+      </w:r>
+    </w:p>
+    <w:p>
+      <w:r>
+        <w:t xml:space="preserve">        c3.start();</w:t>
+      </w:r>
+    </w:p>
+    <w:p>
+      <w:r>
+        <w:t xml:space="preserve">    }</w:t>
+      </w:r>
+    </w:p>
+    <w:p>
+      <w:r>
+        <w:t>}</w:t>
+      </w:r>
+    </w:p>
+    <w:p/>
+    <w:p>
+      <w:pPr>
+        <w:rPr>
+          <w:b/>
+          <w:bCs/>
+        </w:rPr>
+      </w:pPr>
+      <w:r>
+        <w:rPr>
+          <w:b/>
+          <w:bCs/>
+        </w:rPr>
+        <w:t>Thread Life Cycle in Java</w:t>
+      </w:r>
+    </w:p>
+    <w:p>
+      <w:r>
+        <w:t>A thread goes through various stages in its life cycle. According to Sun, there are only 4 states in the thread life cycle in java new, runnable, non-runnable, and terminated. There is no running state. But for a better understanding of the threads, we are explaining it in the 5 states. The life cycle of the thread in java is controlled by JVM.</w:t>
+      </w:r>
+    </w:p>
+    <w:p>
+      <w:r>
+        <w:t>For a better understanding please have a look at the below diagram. The java thread states are as follows:</w:t>
+      </w:r>
+    </w:p>
+    <w:p>
+      <w:pPr>
+        <w:numPr>
+          <w:ilvl w:val="0"/>
+          <w:numId w:val="12"/>
+        </w:numPr>
+      </w:pPr>
+      <w:r>
+        <w:rPr>
+          <w:b/>
+          <w:bCs/>
+        </w:rPr>
+        <w:t>Newborn</w:t>
+      </w:r>
+    </w:p>
+    <w:p>
+      <w:pPr>
+        <w:numPr>
+          <w:ilvl w:val="0"/>
+          <w:numId w:val="12"/>
+        </w:numPr>
+      </w:pPr>
+      <w:r>
+        <w:rPr>
+          <w:b/>
+          <w:bCs/>
+        </w:rPr>
+        <w:t>Runnable</w:t>
+      </w:r>
+    </w:p>
+    <w:p>
+      <w:pPr>
+        <w:numPr>
+          <w:ilvl w:val="0"/>
+          <w:numId w:val="12"/>
+        </w:numPr>
+      </w:pPr>
+      <w:r>
+        <w:rPr>
+          <w:b/>
+          <w:bCs/>
+        </w:rPr>
+        <w:t>Running</w:t>
+      </w:r>
+    </w:p>
+    <w:p>
+      <w:pPr>
+        <w:numPr>
+          <w:ilvl w:val="0"/>
+          <w:numId w:val="12"/>
+        </w:numPr>
+      </w:pPr>
+      <w:r>
+        <w:rPr>
+          <w:b/>
+          <w:bCs/>
+        </w:rPr>
+        <w:t>Blocked (</w:t>
+      </w:r>
+      <w:proofErr w:type="gramStart"/>
+      <w:r>
+        <w:rPr>
+          <w:b/>
+          <w:bCs/>
+        </w:rPr>
+        <w:t>Non-Runnable</w:t>
+      </w:r>
+      <w:proofErr w:type="gramEnd"/>
+      <w:r>
+        <w:rPr>
+          <w:b/>
+          <w:bCs/>
+        </w:rPr>
+        <w:t>)</w:t>
+      </w:r>
+    </w:p>
+    <w:p>
+      <w:pPr>
+        <w:numPr>
+          <w:ilvl w:val="0"/>
+          <w:numId w:val="12"/>
+        </w:numPr>
+      </w:pPr>
+      <w:r>
+        <w:rPr>
+          <w:b/>
+          <w:bCs/>
+        </w:rPr>
+        <w:t>Dead (Terminated)</w:t>
+      </w:r>
+    </w:p>
+    <w:p>
+      <w:r>
+        <w:drawing>
+          <wp:inline distT="0" distB="0" distL="0" distR="0" wp14:anchorId="09F77176" wp14:editId="48F0BA14">
+            <wp:extent cx="5943600" cy="4287520"/>
+            <wp:effectExtent l="0" t="0" r="0" b="0"/>
+            <wp:docPr id="2103039553" name="Picture 30" descr="Thread Life Cycle in Java"/>
+            <wp:cNvGraphicFramePr>
+              <a:graphicFrameLocks xmlns:a="http://schemas.openxmlformats.org/drawingml/2006/main" noChangeAspect="1"/>
+            </wp:cNvGraphicFramePr>
+            <a:graphic xmlns:a="http://schemas.openxmlformats.org/drawingml/2006/main">
+              <a:graphicData uri="http://schemas.openxmlformats.org/drawingml/2006/picture">
+                <pic:pic xmlns:pic="http://schemas.openxmlformats.org/drawingml/2006/picture">
+                  <pic:nvPicPr>
+                    <pic:cNvPr id="0" name="Picture 104" descr="Thread Life Cycle in Java"/>
+                    <pic:cNvPicPr>
+                      <a:picLocks noChangeAspect="1" noChangeArrowheads="1"/>
+                    </pic:cNvPicPr>
+                  </pic:nvPicPr>
+                  <pic:blipFill>
+                    <a:blip r:embed="rId19">
+                      <a:extLst>
+                        <a:ext uri="{28A0092B-C50C-407E-A947-70E740481C1C}">
+                          <a14:useLocalDpi xmlns:a14="http://schemas.microsoft.com/office/drawing/2010/main" val="0"/>
+                        </a:ext>
+                      </a:extLst>
+                    </a:blip>
+                    <a:srcRect/>
+                    <a:stretch>
+                      <a:fillRect/>
+                    </a:stretch>
+                  </pic:blipFill>
+                  <pic:spPr bwMode="auto">
+                    <a:xfrm>
+                      <a:off x="0" y="0"/>
+                      <a:ext cx="5943600" cy="4287520"/>
+                    </a:xfrm>
+                    <a:prstGeom prst="rect">
+                      <a:avLst/>
+                    </a:prstGeom>
+                    <a:noFill/>
+                    <a:ln>
+                      <a:noFill/>
+                    </a:ln>
+                  </pic:spPr>
+                </pic:pic>
+              </a:graphicData>
+            </a:graphic>
+          </wp:inline>
+        </w:drawing>
+      </w:r>
+    </w:p>
+    <w:p>
+      <w:pPr>
+        <w:rPr>
+          <w:b/>
+          <w:bCs/>
+        </w:rPr>
+      </w:pPr>
+      <w:r>
+        <w:rPr>
+          <w:b/>
+          <w:bCs/>
+        </w:rPr>
+        <w:lastRenderedPageBreak/>
+        <w:t>Following are the stages of the life cycle –</w:t>
+      </w:r>
+    </w:p>
+    <w:p>
+      <w:r>
+        <w:rPr>
+          <w:b/>
+          <w:bCs/>
+        </w:rPr>
+        <w:t>New –</w:t>
+      </w:r>
+      <w:r>
+        <w:t> A new thread begins its life cycle in the new state. It remains in this state until the program starts the thread. It is also referred to as a born thread. In simple words, a thread has been created, but it has not yet been started. A thread is started by calling its start() method.</w:t>
+      </w:r>
+    </w:p>
+    <w:p>
+      <w:r>
+        <w:rPr>
+          <w:b/>
+          <w:bCs/>
+        </w:rPr>
+        <w:t>Runnable –</w:t>
+      </w:r>
+      <w:r>
+        <w:t> The thread is in the runnable state after the invocation of the start() method, but the thread scheduler has not selected it to be the running thread. A thread starts life in the Ready-to-run state by calling the start method and waiting for its turn. The thread scheduler decides which thread runs and for how long.</w:t>
+      </w:r>
+    </w:p>
+    <w:p>
+      <w:r>
+        <w:rPr>
+          <w:b/>
+          <w:bCs/>
+        </w:rPr>
+        <w:t>Running –</w:t>
+      </w:r>
+      <w:r>
+        <w:t> When the thread starts executing, then the state is changed to a “running” state. The scheduler selects one thread from the thread pool, and it starts executing in the application.</w:t>
+      </w:r>
+    </w:p>
+    <w:p>
+      <w:r>
+        <w:rPr>
+          <w:b/>
+          <w:bCs/>
+        </w:rPr>
+        <w:t>Dead – </w:t>
+      </w:r>
+      <w:r>
+        <w:t>This is the state when the thread is terminated. The thread is in a running state and as soon as it is completed processing it is in a “dead state”. Once a thread is in this state, the thread cannot even run again.</w:t>
+      </w:r>
+    </w:p>
+    <w:p>
+      <w:pPr>
+        <w:rPr>
+          <w:b/>
+          <w:bCs/>
+        </w:rPr>
+      </w:pPr>
+      <w:r>
+        <w:rPr>
+          <w:b/>
+          <w:bCs/>
+        </w:rPr>
+        <w:t>Blocked (</w:t>
+      </w:r>
+      <w:proofErr w:type="gramStart"/>
+      <w:r>
+        <w:rPr>
+          <w:b/>
+          <w:bCs/>
+        </w:rPr>
+        <w:t>Non-runnable</w:t>
+      </w:r>
+      <w:proofErr w:type="gramEnd"/>
+      <w:r>
+        <w:rPr>
+          <w:b/>
+          <w:bCs/>
+        </w:rPr>
+        <w:t xml:space="preserve"> state):</w:t>
+      </w:r>
+    </w:p>
+    <w:p>
+      <w:r>
+        <w:t>This is the state when the thread is still alive but is currently not eligible to run. A thread that is blocked waiting for a monitor lock is in this state.</w:t>
+      </w:r>
+    </w:p>
+    <w:p>
+      <w:r>
+        <w:t>A running thread can transit to one of the non-runnable states depending on the situation. A thread remains in a non-runnable state until a special transition occurs. A thread doesn’t go directly to the running state from a non-runnable state but transits first to the Ready-to-run state.</w:t>
+      </w:r>
+    </w:p>
+    <w:p/>
+    <w:p>
+      <w:r>
+        <w:t>The non-runnable states can be characterized as follows:</w:t>
+      </w:r>
+    </w:p>
+    <w:p>
+      <w:pPr>
+        <w:numPr>
+          <w:ilvl w:val="0"/>
+          <w:numId w:val="13"/>
+        </w:numPr>
+      </w:pPr>
+      <w:r>
+        <w:rPr>
+          <w:b/>
+          <w:bCs/>
+        </w:rPr>
+        <w:t>Sleeping</w:t>
+      </w:r>
+      <w:r>
+        <w:t>:- The thread sleeps for a specified amount of time.</w:t>
+      </w:r>
+    </w:p>
+    <w:p>
+      <w:pPr>
+        <w:numPr>
+          <w:ilvl w:val="0"/>
+          <w:numId w:val="13"/>
+        </w:numPr>
+      </w:pPr>
+      <w:r>
+        <w:rPr>
+          <w:b/>
+          <w:bCs/>
+        </w:rPr>
+        <w:t>Blocked for I/O</w:t>
+      </w:r>
+      <w:r>
+        <w:t>:- The thread waits for a blocking operation to complete.</w:t>
+      </w:r>
+    </w:p>
+    <w:p>
+      <w:pPr>
+        <w:numPr>
+          <w:ilvl w:val="0"/>
+          <w:numId w:val="13"/>
+        </w:numPr>
+      </w:pPr>
+      <w:r>
+        <w:rPr>
+          <w:b/>
+          <w:bCs/>
+        </w:rPr>
+        <w:t>Blocked for Join completion</w:t>
+      </w:r>
+      <w:r>
+        <w:t>: – The thread awaits completion of another thread.</w:t>
+      </w:r>
+    </w:p>
+    <w:p>
+      <w:pPr>
+        <w:numPr>
+          <w:ilvl w:val="0"/>
+          <w:numId w:val="13"/>
+        </w:numPr>
+      </w:pPr>
+      <w:r>
+        <w:rPr>
+          <w:b/>
+          <w:bCs/>
+        </w:rPr>
+        <w:t>Waiting for notifications:</w:t>
+      </w:r>
+      <w:r>
+        <w:t> – The thread awaits a notification from another thread.</w:t>
+      </w:r>
+    </w:p>
+    <w:p>
+      <w:pPr>
+        <w:numPr>
+          <w:ilvl w:val="0"/>
+          <w:numId w:val="13"/>
+        </w:numPr>
+      </w:pPr>
+      <w:r>
+        <w:rPr>
+          <w:b/>
+          <w:bCs/>
+        </w:rPr>
+        <w:t>Blocked for lock acquisition</w:t>
+      </w:r>
+      <w:r>
+        <w:t>: – The thread waits to acquire the lock of an object.</w:t>
+      </w:r>
+    </w:p>
+    <w:p>
+      <w:r>
+        <w:t>JVM executes a thread based on its priority and scheduling.</w:t>
+      </w:r>
+    </w:p>
+    <w:p/>
     <w:sectPr>
       <w:pgSz w:w="12240" w:h="15840"/>
       <w:pgMar w:top="1440" w:right="1440" w:bottom="1440" w:left="1440" w:header="720" w:footer="720" w:gutter="0"/>
@@ -5164,6 +6570,119 @@
     </w:lvl>
   </w:abstractNum>
   <w:abstractNum w:abstractNumId="5" w15:restartNumberingAfterBreak="0">
+    <w:nsid w:val="2605444D"/>
+    <w:multiLevelType w:val="multilevel"/>
+    <w:tmpl w:val="F1D2C2A4"/>
+    <w:lvl w:ilvl="0">
+      <w:start w:val="1"/>
+      <w:numFmt w:val="decimal"/>
+      <w:lvlText w:val="%1."/>
+      <w:lvlJc w:val="left"/>
+      <w:pPr>
+        <w:tabs>
+          <w:tab w:val="num" w:pos="720"/>
+        </w:tabs>
+        <w:ind w:left="720" w:hanging="360"/>
+      </w:pPr>
+    </w:lvl>
+    <w:lvl w:ilvl="1" w:tentative="1">
+      <w:start w:val="1"/>
+      <w:numFmt w:val="decimal"/>
+      <w:lvlText w:val="%2."/>
+      <w:lvlJc w:val="left"/>
+      <w:pPr>
+        <w:tabs>
+          <w:tab w:val="num" w:pos="1440"/>
+        </w:tabs>
+        <w:ind w:left="1440" w:hanging="360"/>
+      </w:pPr>
+    </w:lvl>
+    <w:lvl w:ilvl="2" w:tentative="1">
+      <w:start w:val="1"/>
+      <w:numFmt w:val="decimal"/>
+      <w:lvlText w:val="%3."/>
+      <w:lvlJc w:val="left"/>
+      <w:pPr>
+        <w:tabs>
+          <w:tab w:val="num" w:pos="2160"/>
+        </w:tabs>
+        <w:ind w:left="2160" w:hanging="360"/>
+      </w:pPr>
+    </w:lvl>
+    <w:lvl w:ilvl="3" w:tentative="1">
+      <w:start w:val="1"/>
+      <w:numFmt w:val="decimal"/>
+      <w:lvlText w:val="%4."/>
+      <w:lvlJc w:val="left"/>
+      <w:pPr>
+        <w:tabs>
+          <w:tab w:val="num" w:pos="2880"/>
+        </w:tabs>
+        <w:ind w:left="2880" w:hanging="360"/>
+      </w:pPr>
+    </w:lvl>
+    <w:lvl w:ilvl="4" w:tentative="1">
+      <w:start w:val="1"/>
+      <w:numFmt w:val="decimal"/>
+      <w:lvlText w:val="%5."/>
+      <w:lvlJc w:val="left"/>
+      <w:pPr>
+        <w:tabs>
+          <w:tab w:val="num" w:pos="3600"/>
+        </w:tabs>
+        <w:ind w:left="3600" w:hanging="360"/>
+      </w:pPr>
+    </w:lvl>
+    <w:lvl w:ilvl="5" w:tentative="1">
+      <w:start w:val="1"/>
+      <w:numFmt w:val="decimal"/>
+      <w:lvlText w:val="%6."/>
+      <w:lvlJc w:val="left"/>
+      <w:pPr>
+        <w:tabs>
+          <w:tab w:val="num" w:pos="4320"/>
+        </w:tabs>
+        <w:ind w:left="4320" w:hanging="360"/>
+      </w:pPr>
+    </w:lvl>
+    <w:lvl w:ilvl="6" w:tentative="1">
+      <w:start w:val="1"/>
+      <w:numFmt w:val="decimal"/>
+      <w:lvlText w:val="%7."/>
+      <w:lvlJc w:val="left"/>
+      <w:pPr>
+        <w:tabs>
+          <w:tab w:val="num" w:pos="5040"/>
+        </w:tabs>
+        <w:ind w:left="5040" w:hanging="360"/>
+      </w:pPr>
+    </w:lvl>
+    <w:lvl w:ilvl="7" w:tentative="1">
+      <w:start w:val="1"/>
+      <w:numFmt w:val="decimal"/>
+      <w:lvlText w:val="%8."/>
+      <w:lvlJc w:val="left"/>
+      <w:pPr>
+        <w:tabs>
+          <w:tab w:val="num" w:pos="5760"/>
+        </w:tabs>
+        <w:ind w:left="5760" w:hanging="360"/>
+      </w:pPr>
+    </w:lvl>
+    <w:lvl w:ilvl="8" w:tentative="1">
+      <w:start w:val="1"/>
+      <w:numFmt w:val="decimal"/>
+      <w:lvlText w:val="%9."/>
+      <w:lvlJc w:val="left"/>
+      <w:pPr>
+        <w:tabs>
+          <w:tab w:val="num" w:pos="6480"/>
+        </w:tabs>
+        <w:ind w:left="6480" w:hanging="360"/>
+      </w:pPr>
+    </w:lvl>
+  </w:abstractNum>
+  <w:abstractNum w:abstractNumId="6" w15:restartNumberingAfterBreak="0">
     <w:nsid w:val="29BE076F"/>
     <w:multiLevelType w:val="multilevel"/>
     <w:tmpl w:val="C1BCF2A0"/>
@@ -5276,7 +6795,120 @@
       </w:pPr>
     </w:lvl>
   </w:abstractNum>
-  <w:abstractNum w:abstractNumId="6" w15:restartNumberingAfterBreak="0">
+  <w:abstractNum w:abstractNumId="7" w15:restartNumberingAfterBreak="0">
+    <w:nsid w:val="349B624A"/>
+    <w:multiLevelType w:val="multilevel"/>
+    <w:tmpl w:val="E71CD7B4"/>
+    <w:lvl w:ilvl="0">
+      <w:start w:val="1"/>
+      <w:numFmt w:val="decimal"/>
+      <w:lvlText w:val="%1."/>
+      <w:lvlJc w:val="left"/>
+      <w:pPr>
+        <w:tabs>
+          <w:tab w:val="num" w:pos="720"/>
+        </w:tabs>
+        <w:ind w:left="720" w:hanging="360"/>
+      </w:pPr>
+    </w:lvl>
+    <w:lvl w:ilvl="1" w:tentative="1">
+      <w:start w:val="1"/>
+      <w:numFmt w:val="decimal"/>
+      <w:lvlText w:val="%2."/>
+      <w:lvlJc w:val="left"/>
+      <w:pPr>
+        <w:tabs>
+          <w:tab w:val="num" w:pos="1440"/>
+        </w:tabs>
+        <w:ind w:left="1440" w:hanging="360"/>
+      </w:pPr>
+    </w:lvl>
+    <w:lvl w:ilvl="2" w:tentative="1">
+      <w:start w:val="1"/>
+      <w:numFmt w:val="decimal"/>
+      <w:lvlText w:val="%3."/>
+      <w:lvlJc w:val="left"/>
+      <w:pPr>
+        <w:tabs>
+          <w:tab w:val="num" w:pos="2160"/>
+        </w:tabs>
+        <w:ind w:left="2160" w:hanging="360"/>
+      </w:pPr>
+    </w:lvl>
+    <w:lvl w:ilvl="3" w:tentative="1">
+      <w:start w:val="1"/>
+      <w:numFmt w:val="decimal"/>
+      <w:lvlText w:val="%4."/>
+      <w:lvlJc w:val="left"/>
+      <w:pPr>
+        <w:tabs>
+          <w:tab w:val="num" w:pos="2880"/>
+        </w:tabs>
+        <w:ind w:left="2880" w:hanging="360"/>
+      </w:pPr>
+    </w:lvl>
+    <w:lvl w:ilvl="4" w:tentative="1">
+      <w:start w:val="1"/>
+      <w:numFmt w:val="decimal"/>
+      <w:lvlText w:val="%5."/>
+      <w:lvlJc w:val="left"/>
+      <w:pPr>
+        <w:tabs>
+          <w:tab w:val="num" w:pos="3600"/>
+        </w:tabs>
+        <w:ind w:left="3600" w:hanging="360"/>
+      </w:pPr>
+    </w:lvl>
+    <w:lvl w:ilvl="5" w:tentative="1">
+      <w:start w:val="1"/>
+      <w:numFmt w:val="decimal"/>
+      <w:lvlText w:val="%6."/>
+      <w:lvlJc w:val="left"/>
+      <w:pPr>
+        <w:tabs>
+          <w:tab w:val="num" w:pos="4320"/>
+        </w:tabs>
+        <w:ind w:left="4320" w:hanging="360"/>
+      </w:pPr>
+    </w:lvl>
+    <w:lvl w:ilvl="6" w:tentative="1">
+      <w:start w:val="1"/>
+      <w:numFmt w:val="decimal"/>
+      <w:lvlText w:val="%7."/>
+      <w:lvlJc w:val="left"/>
+      <w:pPr>
+        <w:tabs>
+          <w:tab w:val="num" w:pos="5040"/>
+        </w:tabs>
+        <w:ind w:left="5040" w:hanging="360"/>
+      </w:pPr>
+    </w:lvl>
+    <w:lvl w:ilvl="7" w:tentative="1">
+      <w:start w:val="1"/>
+      <w:numFmt w:val="decimal"/>
+      <w:lvlText w:val="%8."/>
+      <w:lvlJc w:val="left"/>
+      <w:pPr>
+        <w:tabs>
+          <w:tab w:val="num" w:pos="5760"/>
+        </w:tabs>
+        <w:ind w:left="5760" w:hanging="360"/>
+      </w:pPr>
+    </w:lvl>
+    <w:lvl w:ilvl="8" w:tentative="1">
+      <w:start w:val="1"/>
+      <w:numFmt w:val="decimal"/>
+      <w:lvlText w:val="%9."/>
+      <w:lvlJc w:val="left"/>
+      <w:pPr>
+        <w:tabs>
+          <w:tab w:val="num" w:pos="6480"/>
+        </w:tabs>
+        <w:ind w:left="6480" w:hanging="360"/>
+      </w:pPr>
+    </w:lvl>
+  </w:abstractNum>
+  <w:abstractNum w:abstractNumId="8" w15:restartNumberingAfterBreak="0">
     <w:nsid w:val="3BB833AE"/>
     <w:multiLevelType w:val="multilevel"/>
     <w:tmpl w:val="BA6417B4"/>
@@ -5389,7 +7021,7 @@
       </w:pPr>
     </w:lvl>
   </w:abstractNum>
-  <w:abstractNum w:abstractNumId="7" w15:restartNumberingAfterBreak="0">
+  <w:abstractNum w:abstractNumId="9" w15:restartNumberingAfterBreak="0">
     <w:nsid w:val="3F9C14D4"/>
     <w:multiLevelType w:val="multilevel"/>
     <w:tmpl w:val="8A5C5076"/>
@@ -5502,7 +7134,7 @@
       </w:pPr>
     </w:lvl>
   </w:abstractNum>
-  <w:abstractNum w:abstractNumId="8" w15:restartNumberingAfterBreak="0">
+  <w:abstractNum w:abstractNumId="10" w15:restartNumberingAfterBreak="0">
     <w:nsid w:val="4B52589F"/>
     <w:multiLevelType w:val="multilevel"/>
     <w:tmpl w:val="0868EEB4"/>
@@ -5615,7 +7247,7 @@
       </w:pPr>
     </w:lvl>
   </w:abstractNum>
-  <w:abstractNum w:abstractNumId="9" w15:restartNumberingAfterBreak="0">
+  <w:abstractNum w:abstractNumId="11" w15:restartNumberingAfterBreak="0">
     <w:nsid w:val="5F300DB6"/>
     <w:multiLevelType w:val="multilevel"/>
     <w:tmpl w:val="6160FA0C"/>
@@ -5728,7 +7360,7 @@
       </w:pPr>
     </w:lvl>
   </w:abstractNum>
-  <w:abstractNum w:abstractNumId="10" w15:restartNumberingAfterBreak="0">
+  <w:abstractNum w:abstractNumId="12" w15:restartNumberingAfterBreak="0">
     <w:nsid w:val="6BA157CE"/>
     <w:multiLevelType w:val="multilevel"/>
     <w:tmpl w:val="990A78BA"/>
@@ -5845,13 +7477,13 @@
     <w:abstractNumId w:val="0"/>
   </w:num>
   <w:num w:numId="2" w16cid:durableId="1492792248">
-    <w:abstractNumId w:val="6"/>
+    <w:abstractNumId w:val="8"/>
   </w:num>
   <w:num w:numId="3" w16cid:durableId="480000014">
-    <w:abstractNumId w:val="9"/>
+    <w:abstractNumId w:val="11"/>
   </w:num>
   <w:num w:numId="4" w16cid:durableId="660159392">
-    <w:abstractNumId w:val="7"/>
+    <w:abstractNumId w:val="9"/>
   </w:num>
   <w:num w:numId="5" w16cid:durableId="1776751507">
     <w:abstractNumId w:val="3"/>
@@ -5860,19 +7492,25 @@
     <w:abstractNumId w:val="2"/>
   </w:num>
   <w:num w:numId="7" w16cid:durableId="244414228">
-    <w:abstractNumId w:val="10"/>
+    <w:abstractNumId w:val="12"/>
   </w:num>
   <w:num w:numId="8" w16cid:durableId="2033147007">
     <w:abstractNumId w:val="1"/>
   </w:num>
   <w:num w:numId="9" w16cid:durableId="2128813672">
-    <w:abstractNumId w:val="8"/>
+    <w:abstractNumId w:val="10"/>
   </w:num>
   <w:num w:numId="10" w16cid:durableId="1707947318">
     <w:abstractNumId w:val="4"/>
   </w:num>
   <w:num w:numId="11" w16cid:durableId="1124230268">
+    <w:abstractNumId w:val="6"/>
+  </w:num>
+  <w:num w:numId="12" w16cid:durableId="1304892564">
     <w:abstractNumId w:val="5"/>
+  </w:num>
+  <w:num w:numId="13" w16cid:durableId="1180393956">
+    <w:abstractNumId w:val="7"/>
   </w:num>
 </w:numbering>
 </file>
